--- a/round1/output/docx_sections/DOCE Building Inspectors.docx
+++ b/round1/output/docx_sections/DOCE Building Inspectors.docx
@@ -8,7 +8,7 @@
       </w:pPr>
       <w:r>
         <w:rPr>
-          <w:rFonts w:ascii="Aptos Display" w:hAnsi="Aptos Display"/>
+          <w:rFonts w:ascii="Aptos" w:hAnsi="Aptos"/>
           <w:b w:val="0"/>
           <w:i w:val="0"/>
           <w:color w:val="0F4761"/>
@@ -18,7 +18,7 @@
       </w:r>
       <w:r>
         <w:rPr>
-          <w:rFonts w:ascii="Aptos Display" w:hAnsi="Aptos Display"/>
+          <w:rFonts w:ascii="Aptos" w:hAnsi="Aptos"/>
           <w:b w:val="0"/>
           <w:i w:val="0"/>
           <w:color w:val="0F4761"/>
@@ -31,7 +31,7 @@
       <w:pPr/>
       <w:r>
         <w:rPr>
-          <w:rFonts w:ascii="Arial" w:hAnsi="Arial"/>
+          <w:rFonts w:ascii="Aptos" w:hAnsi="Aptos"/>
           <w:b w:val="0"/>
           <w:i/>
           <w:color w:val="000000"/>
@@ -44,7 +44,7 @@
       <w:pPr/>
       <w:r>
         <w:rPr>
-          <w:rFonts w:ascii="Arial" w:hAnsi="Arial"/>
+          <w:rFonts w:ascii="Aptos" w:hAnsi="Aptos"/>
           <w:b/>
           <w:i w:val="0"/>
           <w:color w:val="000000"/>
@@ -54,7 +54,7 @@
       </w:r>
       <w:r>
         <w:rPr>
-          <w:rFonts w:ascii="Arial" w:hAnsi="Arial"/>
+          <w:rFonts w:ascii="Aptos" w:hAnsi="Aptos"/>
           <w:b w:val="0"/>
           <w:i w:val="0"/>
           <w:color w:val="000000"/>
@@ -67,7 +67,7 @@
       <w:pPr/>
       <w:r>
         <w:rPr>
-          <w:rFonts w:ascii="Arial" w:hAnsi="Arial"/>
+          <w:rFonts w:ascii="Aptos" w:hAnsi="Aptos"/>
           <w:b/>
           <w:i w:val="0"/>
           <w:color w:val="000000"/>
@@ -80,7 +80,7 @@
       <w:pPr/>
       <w:r>
         <w:rPr>
-          <w:rFonts w:ascii="Arial" w:hAnsi="Arial"/>
+          <w:rFonts w:ascii="Aptos" w:hAnsi="Aptos"/>
           <w:b/>
           <w:i w:val="0"/>
           <w:color w:val="000000"/>
@@ -90,13 +90,123 @@
       </w:r>
       <w:r>
         <w:rPr>
-          <w:rFonts w:ascii="Arial" w:hAnsi="Arial"/>
+          <w:rFonts w:ascii="Aptos" w:hAnsi="Aptos"/>
           <w:b w:val="0"/>
           <w:i w:val="0"/>
           <w:color w:val="000000"/>
           <w:sz w:val="22"/>
         </w:rPr>
-        <w:t>The Building Inspectors are responsible for conducting property inspections and ensuring compliance with building, zoning, occupancy, safety, and property maintenance requirements. Their work centers around administering and enforcing Certificates of Compliance (CofC), Certificates of Use (CofU), Certificates of Inspection (CofI), smoke alarm certifications, permit-related inspections, zoning reviews, and code enforcement activities. Building Inspectors spend significant time in the field conducting inspections, documenting violations, coordinating with Fire, Electrical, Permits, Zoning, Law, and BAA, and managing large caseloads to ensure properties meet applicable codes and regulations before certificates can be issued.</w:t>
+        <w:t xml:space="preserve">The Building Inspectors </w:t>
+      </w:r>
+      <w:r>
+        <w:rPr>
+          <w:rFonts w:ascii="Aptos" w:hAnsi="Aptos"/>
+          <w:b w:val="0"/>
+          <w:i w:val="0"/>
+          <w:color w:val="000000"/>
+          <w:sz w:val="22"/>
+        </w:rPr>
+        <w:t>are responsible for</w:t>
+      </w:r>
+      <w:r>
+        <w:rPr>
+          <w:rFonts w:ascii="Aptos" w:hAnsi="Aptos"/>
+          <w:b w:val="0"/>
+          <w:i w:val="0"/>
+          <w:color w:val="000000"/>
+          <w:sz w:val="22"/>
+        </w:rPr>
+        <w:t xml:space="preserve"> conducting inspections </w:t>
+      </w:r>
+      <w:r>
+        <w:rPr>
+          <w:rFonts w:ascii="Aptos" w:hAnsi="Aptos"/>
+          <w:b w:val="0"/>
+          <w:i w:val="0"/>
+          <w:color w:val="000000"/>
+          <w:sz w:val="22"/>
+        </w:rPr>
+        <w:t>for Certificates of Compliance (CofC), Certificates of Use (</w:t>
+      </w:r>
+      <w:r>
+        <w:rPr>
+          <w:rFonts w:ascii="Aptos" w:hAnsi="Aptos"/>
+          <w:b w:val="0"/>
+          <w:i w:val="0"/>
+          <w:color w:val="000000"/>
+          <w:sz w:val="22"/>
+        </w:rPr>
+        <w:t>CofU</w:t>
+      </w:r>
+      <w:r>
+        <w:rPr>
+          <w:rFonts w:ascii="Aptos" w:hAnsi="Aptos"/>
+          <w:b w:val="0"/>
+          <w:i w:val="0"/>
+          <w:color w:val="000000"/>
+          <w:sz w:val="22"/>
+        </w:rPr>
+        <w:t>), Certificates of Inspection (</w:t>
+      </w:r>
+      <w:r>
+        <w:rPr>
+          <w:rFonts w:ascii="Aptos" w:hAnsi="Aptos"/>
+          <w:b w:val="0"/>
+          <w:i w:val="0"/>
+          <w:color w:val="000000"/>
+          <w:sz w:val="22"/>
+        </w:rPr>
+        <w:t>CofI</w:t>
+      </w:r>
+      <w:r>
+        <w:rPr>
+          <w:rFonts w:ascii="Aptos" w:hAnsi="Aptos"/>
+          <w:b w:val="0"/>
+          <w:i w:val="0"/>
+          <w:color w:val="000000"/>
+          <w:sz w:val="22"/>
+        </w:rPr>
+        <w:t xml:space="preserve">), smoke alarm certifications, permit-related inspections, zoning reviews, and code enforcement activities, </w:t>
+      </w:r>
+      <w:r>
+        <w:rPr>
+          <w:rFonts w:ascii="Aptos" w:hAnsi="Aptos"/>
+          <w:b w:val="0"/>
+          <w:i w:val="0"/>
+          <w:color w:val="000000"/>
+          <w:sz w:val="22"/>
+        </w:rPr>
+        <w:t>ensuring compli</w:t>
+      </w:r>
+      <w:r>
+        <w:rPr>
+          <w:rFonts w:ascii="Aptos" w:hAnsi="Aptos"/>
+          <w:b w:val="0"/>
+          <w:i w:val="0"/>
+          <w:color w:val="000000"/>
+          <w:sz w:val="22"/>
+        </w:rPr>
+        <w:t xml:space="preserve">ance with building, zoning, occupancy, safety, and property maintenance requirements. Building Inspectors spend </w:t>
+      </w:r>
+      <w:r>
+        <w:rPr>
+          <w:rFonts w:ascii="Aptos" w:hAnsi="Aptos"/>
+          <w:b w:val="0"/>
+          <w:i w:val="0"/>
+          <w:color w:val="000000"/>
+          <w:sz w:val="22"/>
+        </w:rPr>
+        <w:t>significant time</w:t>
+      </w:r>
+      <w:r>
+        <w:rPr>
+          <w:rFonts w:ascii="Aptos" w:hAnsi="Aptos"/>
+          <w:b w:val="0"/>
+          <w:i w:val="0"/>
+          <w:color w:val="000000"/>
+          <w:sz w:val="22"/>
+        </w:rPr>
+        <w:t xml:space="preserve"> in the field conducting inspections, documenting violations, coordinating with Fire, Electrical, Permits, Zoning, Law, and BAA, and managing large caseloads to ensure properties meet applicable codes and regulations before certificates can be issued.</w:t>
       </w:r>
     </w:p>
     <w:p>
@@ -120,7 +230,7 @@
       </w:pPr>
       <w:r>
         <w:rPr>
-          <w:rFonts w:ascii="Arial" w:hAnsi="Arial"/>
+          <w:rFonts w:ascii="Aptos" w:hAnsi="Aptos"/>
           <w:b/>
           <w:i w:val="0"/>
           <w:color w:val="000000"/>
@@ -130,7 +240,7 @@
       </w:r>
       <w:r>
         <w:rPr>
-          <w:rFonts w:ascii="Arial" w:hAnsi="Arial"/>
+          <w:rFonts w:ascii="Aptos" w:hAnsi="Aptos"/>
           <w:b w:val="0"/>
           <w:i w:val="0"/>
           <w:color w:val="000000"/>
@@ -145,7 +255,7 @@
       </w:pPr>
       <w:r>
         <w:rPr>
-          <w:rFonts w:ascii="Arial" w:hAnsi="Arial"/>
+          <w:rFonts w:ascii="Aptos" w:hAnsi="Aptos"/>
           <w:b/>
           <w:i w:val="0"/>
           <w:color w:val="000000"/>
@@ -155,7 +265,7 @@
       </w:r>
       <w:r>
         <w:rPr>
-          <w:rFonts w:ascii="Arial" w:hAnsi="Arial"/>
+          <w:rFonts w:ascii="Aptos" w:hAnsi="Aptos"/>
           <w:b w:val="0"/>
           <w:i w:val="0"/>
           <w:color w:val="000000"/>
@@ -170,7 +280,7 @@
       </w:pPr>
       <w:r>
         <w:rPr>
-          <w:rFonts w:ascii="Arial" w:hAnsi="Arial"/>
+          <w:rFonts w:ascii="Aptos" w:hAnsi="Aptos"/>
           <w:b/>
           <w:i w:val="0"/>
           <w:color w:val="000000"/>
@@ -180,7 +290,7 @@
       </w:r>
       <w:r>
         <w:rPr>
-          <w:rFonts w:ascii="Arial" w:hAnsi="Arial"/>
+          <w:rFonts w:ascii="Aptos" w:hAnsi="Aptos"/>
           <w:b w:val="0"/>
           <w:i w:val="0"/>
           <w:color w:val="000000"/>
@@ -195,7 +305,7 @@
       </w:pPr>
       <w:r>
         <w:rPr>
-          <w:rFonts w:ascii="Arial" w:hAnsi="Arial"/>
+          <w:rFonts w:ascii="Aptos" w:hAnsi="Aptos"/>
           <w:b/>
           <w:i w:val="0"/>
           <w:color w:val="000000"/>
@@ -205,7 +315,7 @@
       </w:r>
       <w:r>
         <w:rPr>
-          <w:rFonts w:ascii="Arial" w:hAnsi="Arial"/>
+          <w:rFonts w:ascii="Aptos" w:hAnsi="Aptos"/>
           <w:b w:val="0"/>
           <w:i w:val="0"/>
           <w:color w:val="000000"/>
@@ -220,7 +330,7 @@
       </w:pPr>
       <w:r>
         <w:rPr>
-          <w:rFonts w:ascii="Arial" w:hAnsi="Arial"/>
+          <w:rFonts w:ascii="Aptos" w:hAnsi="Aptos"/>
           <w:b/>
           <w:i w:val="0"/>
           <w:color w:val="000000"/>
@@ -230,7 +340,7 @@
       </w:r>
       <w:r>
         <w:rPr>
-          <w:rFonts w:ascii="Arial" w:hAnsi="Arial"/>
+          <w:rFonts w:ascii="Aptos" w:hAnsi="Aptos"/>
           <w:b w:val="0"/>
           <w:i w:val="0"/>
           <w:color w:val="000000"/>
@@ -245,7 +355,7 @@
       </w:pPr>
       <w:r>
         <w:rPr>
-          <w:rFonts w:ascii="Arial" w:hAnsi="Arial"/>
+          <w:rFonts w:ascii="Aptos" w:hAnsi="Aptos"/>
           <w:b/>
           <w:i w:val="0"/>
           <w:color w:val="000000"/>
@@ -255,7 +365,7 @@
       </w:r>
       <w:r>
         <w:rPr>
-          <w:rFonts w:ascii="Arial" w:hAnsi="Arial"/>
+          <w:rFonts w:ascii="Aptos" w:hAnsi="Aptos"/>
           <w:b w:val="0"/>
           <w:i w:val="0"/>
           <w:color w:val="000000"/>
@@ -270,7 +380,7 @@
       </w:pPr>
       <w:r>
         <w:rPr>
-          <w:rFonts w:ascii="Arial" w:hAnsi="Arial"/>
+          <w:rFonts w:ascii="Aptos" w:hAnsi="Aptos"/>
           <w:b/>
           <w:i w:val="0"/>
           <w:color w:val="000000"/>
@@ -280,7 +390,7 @@
       </w:r>
       <w:r>
         <w:rPr>
-          <w:rFonts w:ascii="Arial" w:hAnsi="Arial"/>
+          <w:rFonts w:ascii="Aptos" w:hAnsi="Aptos"/>
           <w:b w:val="0"/>
           <w:i w:val="0"/>
           <w:color w:val="000000"/>
@@ -295,7 +405,7 @@
       </w:pPr>
       <w:r>
         <w:rPr>
-          <w:rFonts w:ascii="Arial" w:hAnsi="Arial"/>
+          <w:rFonts w:ascii="Aptos" w:hAnsi="Aptos"/>
           <w:b/>
           <w:i w:val="0"/>
           <w:color w:val="000000"/>
@@ -305,7 +415,7 @@
       </w:r>
       <w:r>
         <w:rPr>
-          <w:rFonts w:ascii="Arial" w:hAnsi="Arial"/>
+          <w:rFonts w:ascii="Aptos" w:hAnsi="Aptos"/>
           <w:b w:val="0"/>
           <w:i w:val="0"/>
           <w:color w:val="000000"/>
@@ -320,7 +430,7 @@
       </w:pPr>
       <w:r>
         <w:rPr>
-          <w:rFonts w:ascii="Arial" w:hAnsi="Arial"/>
+          <w:rFonts w:ascii="Aptos" w:hAnsi="Aptos"/>
           <w:b/>
           <w:i w:val="0"/>
           <w:color w:val="000000"/>
@@ -330,7 +440,7 @@
       </w:r>
       <w:r>
         <w:rPr>
-          <w:rFonts w:ascii="Arial" w:hAnsi="Arial"/>
+          <w:rFonts w:ascii="Aptos" w:hAnsi="Aptos"/>
           <w:b w:val="0"/>
           <w:i w:val="0"/>
           <w:color w:val="000000"/>
@@ -345,7 +455,7 @@
       </w:pPr>
       <w:r>
         <w:rPr>
-          <w:rFonts w:ascii="Arial" w:hAnsi="Arial"/>
+          <w:rFonts w:ascii="Aptos" w:hAnsi="Aptos"/>
           <w:b/>
           <w:i w:val="0"/>
           <w:color w:val="000000"/>
@@ -355,7 +465,7 @@
       </w:r>
       <w:r>
         <w:rPr>
-          <w:rFonts w:ascii="Arial" w:hAnsi="Arial"/>
+          <w:rFonts w:ascii="Aptos" w:hAnsi="Aptos"/>
           <w:b w:val="0"/>
           <w:i w:val="0"/>
           <w:color w:val="000000"/>
@@ -370,7 +480,7 @@
       </w:pPr>
       <w:r>
         <w:rPr>
-          <w:rFonts w:ascii="Arial" w:hAnsi="Arial"/>
+          <w:rFonts w:ascii="Aptos" w:hAnsi="Aptos"/>
           <w:b/>
           <w:i w:val="0"/>
           <w:color w:val="000000"/>
@@ -380,7 +490,7 @@
       </w:r>
       <w:r>
         <w:rPr>
-          <w:rFonts w:ascii="Arial" w:hAnsi="Arial"/>
+          <w:rFonts w:ascii="Aptos" w:hAnsi="Aptos"/>
           <w:b w:val="0"/>
           <w:i w:val="0"/>
           <w:color w:val="000000"/>
@@ -395,7 +505,7 @@
       </w:pPr>
       <w:r>
         <w:rPr>
-          <w:rFonts w:ascii="Arial" w:hAnsi="Arial"/>
+          <w:rFonts w:ascii="Aptos" w:hAnsi="Aptos"/>
           <w:b/>
           <w:i w:val="0"/>
           <w:color w:val="000000"/>
@@ -405,7 +515,7 @@
       </w:r>
       <w:r>
         <w:rPr>
-          <w:rFonts w:ascii="Arial" w:hAnsi="Arial"/>
+          <w:rFonts w:ascii="Aptos" w:hAnsi="Aptos"/>
           <w:b w:val="0"/>
           <w:i w:val="0"/>
           <w:color w:val="000000"/>
@@ -435,7 +545,7 @@
       </w:pPr>
       <w:r>
         <w:rPr>
-          <w:rFonts w:ascii="Arial" w:hAnsi="Arial"/>
+          <w:rFonts w:ascii="Aptos" w:hAnsi="Aptos"/>
           <w:b/>
           <w:i w:val="0"/>
           <w:color w:val="000000"/>
@@ -450,7 +560,7 @@
       </w:pPr>
       <w:r>
         <w:rPr>
-          <w:rFonts w:ascii="Arial" w:hAnsi="Arial"/>
+          <w:rFonts w:ascii="Aptos" w:hAnsi="Aptos"/>
           <w:b w:val="0"/>
           <w:i w:val="0"/>
           <w:color w:val="000000"/>
@@ -465,7 +575,7 @@
       </w:pPr>
       <w:r>
         <w:rPr>
-          <w:rFonts w:ascii="Arial" w:hAnsi="Arial"/>
+          <w:rFonts w:ascii="Aptos" w:hAnsi="Aptos"/>
           <w:b w:val="0"/>
           <w:i w:val="0"/>
           <w:color w:val="000000"/>
@@ -480,7 +590,7 @@
       </w:pPr>
       <w:r>
         <w:rPr>
-          <w:rFonts w:ascii="Arial" w:hAnsi="Arial"/>
+          <w:rFonts w:ascii="Aptos" w:hAnsi="Aptos"/>
           <w:b w:val="0"/>
           <w:i w:val="0"/>
           <w:color w:val="000000"/>
@@ -495,7 +605,7 @@
       </w:pPr>
       <w:r>
         <w:rPr>
-          <w:rFonts w:ascii="Arial" w:hAnsi="Arial"/>
+          <w:rFonts w:ascii="Aptos" w:hAnsi="Aptos"/>
           <w:b w:val="0"/>
           <w:i w:val="0"/>
           <w:color w:val="000000"/>
@@ -510,7 +620,7 @@
       </w:pPr>
       <w:r>
         <w:rPr>
-          <w:rFonts w:ascii="Arial" w:hAnsi="Arial"/>
+          <w:rFonts w:ascii="Aptos" w:hAnsi="Aptos"/>
           <w:b w:val="0"/>
           <w:i w:val="0"/>
           <w:color w:val="000000"/>
@@ -525,7 +635,7 @@
       </w:pPr>
       <w:r>
         <w:rPr>
-          <w:rFonts w:ascii="Arial" w:hAnsi="Arial"/>
+          <w:rFonts w:ascii="Aptos" w:hAnsi="Aptos"/>
           <w:b w:val="0"/>
           <w:i w:val="0"/>
           <w:color w:val="000000"/>
@@ -540,7 +650,7 @@
       </w:pPr>
       <w:r>
         <w:rPr>
-          <w:rFonts w:ascii="Arial" w:hAnsi="Arial"/>
+          <w:rFonts w:ascii="Aptos" w:hAnsi="Aptos"/>
           <w:b w:val="0"/>
           <w:i w:val="0"/>
           <w:color w:val="000000"/>
@@ -555,7 +665,7 @@
       </w:pPr>
       <w:r>
         <w:rPr>
-          <w:rFonts w:ascii="Arial" w:hAnsi="Arial"/>
+          <w:rFonts w:ascii="Aptos" w:hAnsi="Aptos"/>
           <w:b w:val="0"/>
           <w:i w:val="0"/>
           <w:color w:val="000000"/>
@@ -570,7 +680,7 @@
       </w:pPr>
       <w:r>
         <w:rPr>
-          <w:rFonts w:ascii="Arial" w:hAnsi="Arial"/>
+          <w:rFonts w:ascii="Aptos" w:hAnsi="Aptos"/>
           <w:b w:val="0"/>
           <w:i w:val="0"/>
           <w:color w:val="000000"/>
@@ -585,7 +695,7 @@
       </w:pPr>
       <w:r>
         <w:rPr>
-          <w:rFonts w:ascii="Arial" w:hAnsi="Arial"/>
+          <w:rFonts w:ascii="Aptos" w:hAnsi="Aptos"/>
           <w:b w:val="0"/>
           <w:i w:val="0"/>
           <w:color w:val="000000"/>
@@ -600,7 +710,7 @@
       </w:pPr>
       <w:r>
         <w:rPr>
-          <w:rFonts w:ascii="Arial" w:hAnsi="Arial"/>
+          <w:rFonts w:ascii="Aptos" w:hAnsi="Aptos"/>
           <w:b w:val="0"/>
           <w:i w:val="0"/>
           <w:color w:val="000000"/>
@@ -615,7 +725,7 @@
       </w:pPr>
       <w:r>
         <w:rPr>
-          <w:rFonts w:ascii="Arial" w:hAnsi="Arial"/>
+          <w:rFonts w:ascii="Aptos" w:hAnsi="Aptos"/>
           <w:b w:val="0"/>
           <w:i w:val="0"/>
           <w:color w:val="000000"/>
@@ -630,7 +740,7 @@
       </w:pPr>
       <w:r>
         <w:rPr>
-          <w:rFonts w:ascii="Arial" w:hAnsi="Arial"/>
+          <w:rFonts w:ascii="Aptos" w:hAnsi="Aptos"/>
           <w:b w:val="0"/>
           <w:i w:val="0"/>
           <w:color w:val="000000"/>
@@ -645,7 +755,7 @@
       </w:pPr>
       <w:r>
         <w:rPr>
-          <w:rFonts w:ascii="Arial" w:hAnsi="Arial"/>
+          <w:rFonts w:ascii="Aptos" w:hAnsi="Aptos"/>
           <w:b/>
           <w:i w:val="0"/>
           <w:color w:val="000000"/>
@@ -660,7 +770,7 @@
       </w:pPr>
       <w:r>
         <w:rPr>
-          <w:rFonts w:ascii="Arial" w:hAnsi="Arial"/>
+          <w:rFonts w:ascii="Aptos" w:hAnsi="Aptos"/>
           <w:b w:val="0"/>
           <w:i w:val="0"/>
           <w:color w:val="000000"/>
@@ -675,7 +785,7 @@
       </w:pPr>
       <w:r>
         <w:rPr>
-          <w:rFonts w:ascii="Arial" w:hAnsi="Arial"/>
+          <w:rFonts w:ascii="Aptos" w:hAnsi="Aptos"/>
           <w:b w:val="0"/>
           <w:i w:val="0"/>
           <w:color w:val="000000"/>
@@ -690,7 +800,7 @@
       </w:pPr>
       <w:r>
         <w:rPr>
-          <w:rFonts w:ascii="Arial" w:hAnsi="Arial"/>
+          <w:rFonts w:ascii="Aptos" w:hAnsi="Aptos"/>
           <w:b w:val="0"/>
           <w:i w:val="0"/>
           <w:color w:val="000000"/>
@@ -705,7 +815,7 @@
       </w:pPr>
       <w:r>
         <w:rPr>
-          <w:rFonts w:ascii="Arial" w:hAnsi="Arial"/>
+          <w:rFonts w:ascii="Aptos" w:hAnsi="Aptos"/>
           <w:b w:val="0"/>
           <w:i w:val="0"/>
           <w:color w:val="000000"/>
@@ -720,7 +830,7 @@
       </w:pPr>
       <w:r>
         <w:rPr>
-          <w:rFonts w:ascii="Arial" w:hAnsi="Arial"/>
+          <w:rFonts w:ascii="Aptos" w:hAnsi="Aptos"/>
           <w:b w:val="0"/>
           <w:i w:val="0"/>
           <w:color w:val="000000"/>
@@ -735,7 +845,7 @@
       </w:pPr>
       <w:r>
         <w:rPr>
-          <w:rFonts w:ascii="Arial" w:hAnsi="Arial"/>
+          <w:rFonts w:ascii="Aptos" w:hAnsi="Aptos"/>
           <w:b w:val="0"/>
           <w:i w:val="0"/>
           <w:color w:val="000000"/>
@@ -750,7 +860,7 @@
       </w:pPr>
       <w:r>
         <w:rPr>
-          <w:rFonts w:ascii="Arial" w:hAnsi="Arial"/>
+          <w:rFonts w:ascii="Aptos" w:hAnsi="Aptos"/>
           <w:b w:val="0"/>
           <w:i w:val="0"/>
           <w:color w:val="000000"/>
@@ -765,7 +875,7 @@
       </w:pPr>
       <w:r>
         <w:rPr>
-          <w:rFonts w:ascii="Arial" w:hAnsi="Arial"/>
+          <w:rFonts w:ascii="Aptos" w:hAnsi="Aptos"/>
           <w:b w:val="0"/>
           <w:i w:val="0"/>
           <w:color w:val="000000"/>
@@ -780,7 +890,7 @@
       </w:pPr>
       <w:r>
         <w:rPr>
-          <w:rFonts w:ascii="Arial" w:hAnsi="Arial"/>
+          <w:rFonts w:ascii="Aptos" w:hAnsi="Aptos"/>
           <w:b w:val="0"/>
           <w:i w:val="0"/>
           <w:color w:val="000000"/>
@@ -795,7 +905,7 @@
       </w:pPr>
       <w:r>
         <w:rPr>
-          <w:rFonts w:ascii="Arial" w:hAnsi="Arial"/>
+          <w:rFonts w:ascii="Aptos" w:hAnsi="Aptos"/>
           <w:b w:val="0"/>
           <w:i w:val="0"/>
           <w:color w:val="000000"/>
@@ -810,7 +920,7 @@
       </w:pPr>
       <w:r>
         <w:rPr>
-          <w:rFonts w:ascii="Arial" w:hAnsi="Arial"/>
+          <w:rFonts w:ascii="Aptos" w:hAnsi="Aptos"/>
           <w:b w:val="0"/>
           <w:i w:val="0"/>
           <w:color w:val="000000"/>
@@ -825,7 +935,7 @@
       </w:pPr>
       <w:r>
         <w:rPr>
-          <w:rFonts w:ascii="Arial" w:hAnsi="Arial"/>
+          <w:rFonts w:ascii="Aptos" w:hAnsi="Aptos"/>
           <w:b w:val="0"/>
           <w:i w:val="0"/>
           <w:color w:val="000000"/>
@@ -840,7 +950,7 @@
       </w:pPr>
       <w:r>
         <w:rPr>
-          <w:rFonts w:ascii="Arial" w:hAnsi="Arial"/>
+          <w:rFonts w:ascii="Aptos" w:hAnsi="Aptos"/>
           <w:b w:val="0"/>
           <w:i w:val="0"/>
           <w:color w:val="000000"/>
@@ -855,13 +965,23 @@
       </w:pPr>
       <w:r>
         <w:rPr>
-          <w:rFonts w:ascii="Arial" w:hAnsi="Arial"/>
+          <w:rFonts w:ascii="Aptos" w:hAnsi="Aptos"/>
           <w:b/>
           <w:i w:val="0"/>
           <w:color w:val="000000"/>
           <w:sz w:val="22"/>
         </w:rPr>
-        <w:t>Case Management:</w:t>
+        <w:t>Case Management</w:t>
+      </w:r>
+      <w:r>
+        <w:rPr>
+          <w:rFonts w:ascii="Aptos" w:hAnsi="Aptos"/>
+          <w:b/>
+          <w:i w:val="0"/>
+          <w:color w:val="000000"/>
+          <w:sz w:val="22"/>
+        </w:rPr>
+        <w:t>:</w:t>
       </w:r>
     </w:p>
     <w:p>
@@ -870,7 +990,7 @@
       </w:pPr>
       <w:r>
         <w:rPr>
-          <w:rFonts w:ascii="Arial" w:hAnsi="Arial"/>
+          <w:rFonts w:ascii="Aptos" w:hAnsi="Aptos"/>
           <w:b w:val="0"/>
           <w:i w:val="0"/>
           <w:color w:val="000000"/>
@@ -885,7 +1005,7 @@
       </w:pPr>
       <w:r>
         <w:rPr>
-          <w:rFonts w:ascii="Arial" w:hAnsi="Arial"/>
+          <w:rFonts w:ascii="Aptos" w:hAnsi="Aptos"/>
           <w:b w:val="0"/>
           <w:i w:val="0"/>
           <w:color w:val="000000"/>
@@ -900,7 +1020,7 @@
       </w:pPr>
       <w:r>
         <w:rPr>
-          <w:rFonts w:ascii="Arial" w:hAnsi="Arial"/>
+          <w:rFonts w:ascii="Aptos" w:hAnsi="Aptos"/>
           <w:b w:val="0"/>
           <w:i w:val="0"/>
           <w:color w:val="000000"/>
@@ -915,7 +1035,7 @@
       </w:pPr>
       <w:r>
         <w:rPr>
-          <w:rFonts w:ascii="Arial" w:hAnsi="Arial"/>
+          <w:rFonts w:ascii="Aptos" w:hAnsi="Aptos"/>
           <w:b w:val="0"/>
           <w:i w:val="0"/>
           <w:color w:val="000000"/>
@@ -930,7 +1050,7 @@
       </w:pPr>
       <w:r>
         <w:rPr>
-          <w:rFonts w:ascii="Arial" w:hAnsi="Arial"/>
+          <w:rFonts w:ascii="Aptos" w:hAnsi="Aptos"/>
           <w:b w:val="0"/>
           <w:i w:val="0"/>
           <w:color w:val="000000"/>
@@ -945,7 +1065,7 @@
       </w:pPr>
       <w:r>
         <w:rPr>
-          <w:rFonts w:ascii="Arial" w:hAnsi="Arial"/>
+          <w:rFonts w:ascii="Aptos" w:hAnsi="Aptos"/>
           <w:b w:val="0"/>
           <w:i w:val="0"/>
           <w:color w:val="000000"/>
@@ -960,7 +1080,7 @@
       </w:pPr>
       <w:r>
         <w:rPr>
-          <w:rFonts w:ascii="Arial" w:hAnsi="Arial"/>
+          <w:rFonts w:ascii="Aptos" w:hAnsi="Aptos"/>
           <w:b w:val="0"/>
           <w:i w:val="0"/>
           <w:color w:val="000000"/>
@@ -975,7 +1095,7 @@
       </w:pPr>
       <w:r>
         <w:rPr>
-          <w:rFonts w:ascii="Arial" w:hAnsi="Arial"/>
+          <w:rFonts w:ascii="Aptos" w:hAnsi="Aptos"/>
           <w:b w:val="0"/>
           <w:i w:val="0"/>
           <w:color w:val="000000"/>
@@ -990,7 +1110,7 @@
       </w:pPr>
       <w:r>
         <w:rPr>
-          <w:rFonts w:ascii="Arial" w:hAnsi="Arial"/>
+          <w:rFonts w:ascii="Aptos" w:hAnsi="Aptos"/>
           <w:b w:val="0"/>
           <w:i w:val="0"/>
           <w:color w:val="000000"/>
@@ -1005,7 +1125,7 @@
       </w:pPr>
       <w:r>
         <w:rPr>
-          <w:rFonts w:ascii="Arial" w:hAnsi="Arial"/>
+          <w:rFonts w:ascii="Aptos" w:hAnsi="Aptos"/>
           <w:b w:val="0"/>
           <w:i w:val="0"/>
           <w:color w:val="000000"/>
@@ -1020,7 +1140,7 @@
       </w:pPr>
       <w:r>
         <w:rPr>
-          <w:rFonts w:ascii="Arial" w:hAnsi="Arial"/>
+          <w:rFonts w:ascii="Aptos" w:hAnsi="Aptos"/>
           <w:b w:val="0"/>
           <w:i w:val="0"/>
           <w:color w:val="000000"/>
@@ -1035,7 +1155,7 @@
       </w:pPr>
       <w:r>
         <w:rPr>
-          <w:rFonts w:ascii="Arial" w:hAnsi="Arial"/>
+          <w:rFonts w:ascii="Aptos" w:hAnsi="Aptos"/>
           <w:b w:val="0"/>
           <w:i w:val="0"/>
           <w:color w:val="000000"/>
@@ -1050,7 +1170,7 @@
       </w:pPr>
       <w:r>
         <w:rPr>
-          <w:rFonts w:ascii="Arial" w:hAnsi="Arial"/>
+          <w:rFonts w:ascii="Aptos" w:hAnsi="Aptos"/>
           <w:b w:val="0"/>
           <w:i w:val="0"/>
           <w:color w:val="000000"/>
@@ -1065,7 +1185,7 @@
       </w:pPr>
       <w:r>
         <w:rPr>
-          <w:rFonts w:ascii="Arial" w:hAnsi="Arial"/>
+          <w:rFonts w:ascii="Aptos" w:hAnsi="Aptos"/>
           <w:b w:val="0"/>
           <w:i w:val="0"/>
           <w:color w:val="000000"/>
@@ -1080,7 +1200,7 @@
       </w:pPr>
       <w:r>
         <w:rPr>
-          <w:rFonts w:ascii="Arial" w:hAnsi="Arial"/>
+          <w:rFonts w:ascii="Aptos" w:hAnsi="Aptos"/>
           <w:b w:val="0"/>
           <w:i w:val="0"/>
           <w:color w:val="000000"/>
@@ -1095,7 +1215,7 @@
       </w:pPr>
       <w:r>
         <w:rPr>
-          <w:rFonts w:ascii="Arial" w:hAnsi="Arial"/>
+          <w:rFonts w:ascii="Aptos" w:hAnsi="Aptos"/>
           <w:b w:val="0"/>
           <w:i w:val="0"/>
           <w:color w:val="000000"/>
@@ -1108,7 +1228,7 @@
       <w:pPr/>
       <w:r>
         <w:rPr>
-          <w:rFonts w:ascii="Arial" w:hAnsi="Arial"/>
+          <w:rFonts w:ascii="Aptos" w:hAnsi="Aptos"/>
           <w:b w:val="0"/>
           <w:i w:val="0"/>
           <w:color w:val="000000"/>
@@ -1123,7 +1243,7 @@
       </w:pPr>
       <w:r>
         <w:rPr>
-          <w:rFonts w:ascii="Arial" w:hAnsi="Arial"/>
+          <w:rFonts w:ascii="Aptos" w:hAnsi="Aptos"/>
           <w:b/>
           <w:i w:val="0"/>
           <w:color w:val="000000"/>
@@ -1138,7 +1258,7 @@
       </w:pPr>
       <w:r>
         <w:rPr>
-          <w:rFonts w:ascii="Arial" w:hAnsi="Arial"/>
+          <w:rFonts w:ascii="Aptos" w:hAnsi="Aptos"/>
           <w:b w:val="0"/>
           <w:i w:val="0"/>
           <w:color w:val="000000"/>
@@ -1153,7 +1273,7 @@
       </w:pPr>
       <w:r>
         <w:rPr>
-          <w:rFonts w:ascii="Arial" w:hAnsi="Arial"/>
+          <w:rFonts w:ascii="Aptos" w:hAnsi="Aptos"/>
           <w:b w:val="0"/>
           <w:i w:val="0"/>
           <w:color w:val="000000"/>
@@ -1168,7 +1288,7 @@
       </w:pPr>
       <w:r>
         <w:rPr>
-          <w:rFonts w:ascii="Arial" w:hAnsi="Arial"/>
+          <w:rFonts w:ascii="Aptos" w:hAnsi="Aptos"/>
           <w:b w:val="0"/>
           <w:i w:val="0"/>
           <w:color w:val="000000"/>
@@ -1183,7 +1303,7 @@
       </w:pPr>
       <w:r>
         <w:rPr>
-          <w:rFonts w:ascii="Arial" w:hAnsi="Arial"/>
+          <w:rFonts w:ascii="Aptos" w:hAnsi="Aptos"/>
           <w:b w:val="0"/>
           <w:i w:val="0"/>
           <w:color w:val="000000"/>
@@ -1198,7 +1318,7 @@
       </w:pPr>
       <w:r>
         <w:rPr>
-          <w:rFonts w:ascii="Arial" w:hAnsi="Arial"/>
+          <w:rFonts w:ascii="Aptos" w:hAnsi="Aptos"/>
           <w:b w:val="0"/>
           <w:i w:val="0"/>
           <w:color w:val="000000"/>
@@ -1213,7 +1333,7 @@
       </w:pPr>
       <w:r>
         <w:rPr>
-          <w:rFonts w:ascii="Arial" w:hAnsi="Arial"/>
+          <w:rFonts w:ascii="Aptos" w:hAnsi="Aptos"/>
           <w:b w:val="0"/>
           <w:i w:val="0"/>
           <w:color w:val="000000"/>
@@ -1228,7 +1348,7 @@
       </w:pPr>
       <w:r>
         <w:rPr>
-          <w:rFonts w:ascii="Arial" w:hAnsi="Arial"/>
+          <w:rFonts w:ascii="Aptos" w:hAnsi="Aptos"/>
           <w:b w:val="0"/>
           <w:i w:val="0"/>
           <w:color w:val="000000"/>
@@ -1243,7 +1363,7 @@
       </w:pPr>
       <w:r>
         <w:rPr>
-          <w:rFonts w:ascii="Arial" w:hAnsi="Arial"/>
+          <w:rFonts w:ascii="Aptos" w:hAnsi="Aptos"/>
           <w:b w:val="0"/>
           <w:i w:val="0"/>
           <w:color w:val="000000"/>
@@ -1258,7 +1378,7 @@
       </w:pPr>
       <w:r>
         <w:rPr>
-          <w:rFonts w:ascii="Arial" w:hAnsi="Arial"/>
+          <w:rFonts w:ascii="Aptos" w:hAnsi="Aptos"/>
           <w:b w:val="0"/>
           <w:i w:val="0"/>
           <w:color w:val="000000"/>
@@ -1273,7 +1393,7 @@
       </w:pPr>
       <w:r>
         <w:rPr>
-          <w:rFonts w:ascii="Arial" w:hAnsi="Arial"/>
+          <w:rFonts w:ascii="Aptos" w:hAnsi="Aptos"/>
           <w:b w:val="0"/>
           <w:i w:val="0"/>
           <w:color w:val="000000"/>
@@ -1288,7 +1408,7 @@
       </w:pPr>
       <w:r>
         <w:rPr>
-          <w:rFonts w:ascii="Arial" w:hAnsi="Arial"/>
+          <w:rFonts w:ascii="Aptos" w:hAnsi="Aptos"/>
           <w:b w:val="0"/>
           <w:i w:val="0"/>
           <w:color w:val="000000"/>
@@ -1303,7 +1423,7 @@
       </w:pPr>
       <w:r>
         <w:rPr>
-          <w:rFonts w:ascii="Arial" w:hAnsi="Arial"/>
+          <w:rFonts w:ascii="Aptos" w:hAnsi="Aptos"/>
           <w:b w:val="0"/>
           <w:i w:val="0"/>
           <w:color w:val="000000"/>
@@ -1318,7 +1438,7 @@
       </w:pPr>
       <w:r>
         <w:rPr>
-          <w:rFonts w:ascii="Arial" w:hAnsi="Arial"/>
+          <w:rFonts w:ascii="Aptos" w:hAnsi="Aptos"/>
           <w:b/>
           <w:i w:val="0"/>
           <w:color w:val="000000"/>
@@ -1333,7 +1453,7 @@
       </w:pPr>
       <w:r>
         <w:rPr>
-          <w:rFonts w:ascii="Arial" w:hAnsi="Arial"/>
+          <w:rFonts w:ascii="Aptos" w:hAnsi="Aptos"/>
           <w:b w:val="0"/>
           <w:i w:val="0"/>
           <w:color w:val="000000"/>
@@ -1348,7 +1468,7 @@
       </w:pPr>
       <w:r>
         <w:rPr>
-          <w:rFonts w:ascii="Arial" w:hAnsi="Arial"/>
+          <w:rFonts w:ascii="Aptos" w:hAnsi="Aptos"/>
           <w:b w:val="0"/>
           <w:i w:val="0"/>
           <w:color w:val="000000"/>
@@ -1363,7 +1483,7 @@
       </w:pPr>
       <w:r>
         <w:rPr>
-          <w:rFonts w:ascii="Arial" w:hAnsi="Arial"/>
+          <w:rFonts w:ascii="Aptos" w:hAnsi="Aptos"/>
           <w:b w:val="0"/>
           <w:i w:val="0"/>
           <w:color w:val="000000"/>
@@ -1378,7 +1498,7 @@
       </w:pPr>
       <w:r>
         <w:rPr>
-          <w:rFonts w:ascii="Arial" w:hAnsi="Arial"/>
+          <w:rFonts w:ascii="Aptos" w:hAnsi="Aptos"/>
           <w:b w:val="0"/>
           <w:i w:val="0"/>
           <w:color w:val="000000"/>
@@ -1393,7 +1513,7 @@
       </w:pPr>
       <w:r>
         <w:rPr>
-          <w:rFonts w:ascii="Arial" w:hAnsi="Arial"/>
+          <w:rFonts w:ascii="Aptos" w:hAnsi="Aptos"/>
           <w:b w:val="0"/>
           <w:i w:val="0"/>
           <w:color w:val="000000"/>
@@ -1408,7 +1528,7 @@
       </w:pPr>
       <w:r>
         <w:rPr>
-          <w:rFonts w:ascii="Arial" w:hAnsi="Arial"/>
+          <w:rFonts w:ascii="Aptos" w:hAnsi="Aptos"/>
           <w:b w:val="0"/>
           <w:i w:val="0"/>
           <w:color w:val="000000"/>
@@ -1423,7 +1543,7 @@
       </w:pPr>
       <w:r>
         <w:rPr>
-          <w:rFonts w:ascii="Arial" w:hAnsi="Arial"/>
+          <w:rFonts w:ascii="Aptos" w:hAnsi="Aptos"/>
           <w:b w:val="0"/>
           <w:i w:val="0"/>
           <w:color w:val="000000"/>
@@ -1438,7 +1558,7 @@
       </w:pPr>
       <w:r>
         <w:rPr>
-          <w:rFonts w:ascii="Arial" w:hAnsi="Arial"/>
+          <w:rFonts w:ascii="Aptos" w:hAnsi="Aptos"/>
           <w:b w:val="0"/>
           <w:i w:val="0"/>
           <w:color w:val="000000"/>
@@ -1453,7 +1573,7 @@
       </w:pPr>
       <w:r>
         <w:rPr>
-          <w:rFonts w:ascii="Arial" w:hAnsi="Arial"/>
+          <w:rFonts w:ascii="Aptos" w:hAnsi="Aptos"/>
           <w:b w:val="0"/>
           <w:i w:val="0"/>
           <w:color w:val="000000"/>
@@ -1468,7 +1588,7 @@
       </w:pPr>
       <w:r>
         <w:rPr>
-          <w:rFonts w:ascii="Arial" w:hAnsi="Arial"/>
+          <w:rFonts w:ascii="Aptos" w:hAnsi="Aptos"/>
           <w:b w:val="0"/>
           <w:i w:val="0"/>
           <w:color w:val="000000"/>
@@ -1483,7 +1603,7 @@
       </w:pPr>
       <w:r>
         <w:rPr>
-          <w:rFonts w:ascii="Arial" w:hAnsi="Arial"/>
+          <w:rFonts w:ascii="Aptos" w:hAnsi="Aptos"/>
           <w:b w:val="0"/>
           <w:i w:val="0"/>
           <w:color w:val="000000"/>
@@ -1498,7 +1618,7 @@
       </w:pPr>
       <w:r>
         <w:rPr>
-          <w:rFonts w:ascii="Arial" w:hAnsi="Arial"/>
+          <w:rFonts w:ascii="Aptos" w:hAnsi="Aptos"/>
           <w:b w:val="0"/>
           <w:i w:val="0"/>
           <w:color w:val="000000"/>
@@ -1513,7 +1633,7 @@
       </w:pPr>
       <w:r>
         <w:rPr>
-          <w:rFonts w:ascii="Arial" w:hAnsi="Arial"/>
+          <w:rFonts w:ascii="Aptos" w:hAnsi="Aptos"/>
           <w:b w:val="0"/>
           <w:i w:val="0"/>
           <w:color w:val="000000"/>
@@ -1528,7 +1648,7 @@
       </w:pPr>
       <w:r>
         <w:rPr>
-          <w:rFonts w:ascii="Arial" w:hAnsi="Arial"/>
+          <w:rFonts w:ascii="Aptos" w:hAnsi="Aptos"/>
           <w:b w:val="0"/>
           <w:i w:val="0"/>
           <w:color w:val="000000"/>
@@ -1543,7 +1663,7 @@
       </w:pPr>
       <w:r>
         <w:rPr>
-          <w:rFonts w:ascii="Arial" w:hAnsi="Arial"/>
+          <w:rFonts w:ascii="Aptos" w:hAnsi="Aptos"/>
           <w:b w:val="0"/>
           <w:i w:val="0"/>
           <w:color w:val="000000"/>
@@ -1558,7 +1678,7 @@
       </w:pPr>
       <w:r>
         <w:rPr>
-          <w:rFonts w:ascii="Arial" w:hAnsi="Arial"/>
+          <w:rFonts w:ascii="Aptos" w:hAnsi="Aptos"/>
           <w:b w:val="0"/>
           <w:i w:val="0"/>
           <w:color w:val="000000"/>
@@ -1573,7 +1693,7 @@
       </w:pPr>
       <w:r>
         <w:rPr>
-          <w:rFonts w:ascii="Arial" w:hAnsi="Arial"/>
+          <w:rFonts w:ascii="Aptos" w:hAnsi="Aptos"/>
           <w:b w:val="0"/>
           <w:i w:val="0"/>
           <w:color w:val="000000"/>
@@ -1588,7 +1708,7 @@
       </w:pPr>
       <w:r>
         <w:rPr>
-          <w:rFonts w:ascii="Arial" w:hAnsi="Arial"/>
+          <w:rFonts w:ascii="Aptos" w:hAnsi="Aptos"/>
           <w:b/>
           <w:i w:val="0"/>
           <w:color w:val="000000"/>
@@ -1603,7 +1723,7 @@
       </w:pPr>
       <w:r>
         <w:rPr>
-          <w:rFonts w:ascii="Arial" w:hAnsi="Arial"/>
+          <w:rFonts w:ascii="Aptos" w:hAnsi="Aptos"/>
           <w:b w:val="0"/>
           <w:i w:val="0"/>
           <w:color w:val="000000"/>
@@ -1618,7 +1738,7 @@
       </w:pPr>
       <w:r>
         <w:rPr>
-          <w:rFonts w:ascii="Arial" w:hAnsi="Arial"/>
+          <w:rFonts w:ascii="Aptos" w:hAnsi="Aptos"/>
           <w:b w:val="0"/>
           <w:i w:val="0"/>
           <w:color w:val="000000"/>
@@ -1633,7 +1753,7 @@
       </w:pPr>
       <w:r>
         <w:rPr>
-          <w:rFonts w:ascii="Arial" w:hAnsi="Arial"/>
+          <w:rFonts w:ascii="Aptos" w:hAnsi="Aptos"/>
           <w:b w:val="0"/>
           <w:i w:val="0"/>
           <w:color w:val="000000"/>
@@ -1648,7 +1768,7 @@
       </w:pPr>
       <w:r>
         <w:rPr>
-          <w:rFonts w:ascii="Arial" w:hAnsi="Arial"/>
+          <w:rFonts w:ascii="Aptos" w:hAnsi="Aptos"/>
           <w:b w:val="0"/>
           <w:i w:val="0"/>
           <w:color w:val="000000"/>
@@ -1663,7 +1783,7 @@
       </w:pPr>
       <w:r>
         <w:rPr>
-          <w:rFonts w:ascii="Arial" w:hAnsi="Arial"/>
+          <w:rFonts w:ascii="Aptos" w:hAnsi="Aptos"/>
           <w:b w:val="0"/>
           <w:i w:val="0"/>
           <w:color w:val="000000"/>
@@ -1678,7 +1798,7 @@
       </w:pPr>
       <w:r>
         <w:rPr>
-          <w:rFonts w:ascii="Arial" w:hAnsi="Arial"/>
+          <w:rFonts w:ascii="Aptos" w:hAnsi="Aptos"/>
           <w:b w:val="0"/>
           <w:i w:val="0"/>
           <w:color w:val="000000"/>
@@ -1693,7 +1813,7 @@
       </w:pPr>
       <w:r>
         <w:rPr>
-          <w:rFonts w:ascii="Arial" w:hAnsi="Arial"/>
+          <w:rFonts w:ascii="Aptos" w:hAnsi="Aptos"/>
           <w:b w:val="0"/>
           <w:i w:val="0"/>
           <w:color w:val="000000"/>
@@ -1708,7 +1828,7 @@
       </w:pPr>
       <w:r>
         <w:rPr>
-          <w:rFonts w:ascii="Arial" w:hAnsi="Arial"/>
+          <w:rFonts w:ascii="Aptos" w:hAnsi="Aptos"/>
           <w:b w:val="0"/>
           <w:i w:val="0"/>
           <w:color w:val="000000"/>
@@ -1723,7 +1843,7 @@
       </w:pPr>
       <w:r>
         <w:rPr>
-          <w:rFonts w:ascii="Arial" w:hAnsi="Arial"/>
+          <w:rFonts w:ascii="Aptos" w:hAnsi="Aptos"/>
           <w:b w:val="0"/>
           <w:i w:val="0"/>
           <w:color w:val="000000"/>
@@ -1738,7 +1858,7 @@
       </w:pPr>
       <w:r>
         <w:rPr>
-          <w:rFonts w:ascii="Arial" w:hAnsi="Arial"/>
+          <w:rFonts w:ascii="Aptos" w:hAnsi="Aptos"/>
           <w:b w:val="0"/>
           <w:i w:val="0"/>
           <w:color w:val="000000"/>
@@ -1753,7 +1873,7 @@
       </w:pPr>
       <w:r>
         <w:rPr>
-          <w:rFonts w:ascii="Arial" w:hAnsi="Arial"/>
+          <w:rFonts w:ascii="Aptos" w:hAnsi="Aptos"/>
           <w:b w:val="0"/>
           <w:i w:val="0"/>
           <w:color w:val="000000"/>
@@ -1768,7 +1888,7 @@
       </w:pPr>
       <w:r>
         <w:rPr>
-          <w:rFonts w:ascii="Arial" w:hAnsi="Arial"/>
+          <w:rFonts w:ascii="Aptos" w:hAnsi="Aptos"/>
           <w:b w:val="0"/>
           <w:i w:val="0"/>
           <w:color w:val="000000"/>
@@ -1783,7 +1903,7 @@
       </w:pPr>
       <w:r>
         <w:rPr>
-          <w:rFonts w:ascii="Arial" w:hAnsi="Arial"/>
+          <w:rFonts w:ascii="Aptos" w:hAnsi="Aptos"/>
           <w:b w:val="0"/>
           <w:i w:val="0"/>
           <w:color w:val="000000"/>
@@ -1798,7 +1918,7 @@
       </w:pPr>
       <w:r>
         <w:rPr>
-          <w:rFonts w:ascii="Arial" w:hAnsi="Arial"/>
+          <w:rFonts w:ascii="Aptos" w:hAnsi="Aptos"/>
           <w:b w:val="0"/>
           <w:i w:val="0"/>
           <w:color w:val="000000"/>
@@ -1813,7 +1933,7 @@
       </w:pPr>
       <w:r>
         <w:rPr>
-          <w:rFonts w:ascii="Arial" w:hAnsi="Arial"/>
+          <w:rFonts w:ascii="Aptos" w:hAnsi="Aptos"/>
           <w:b w:val="0"/>
           <w:i w:val="0"/>
           <w:color w:val="000000"/>
@@ -1828,7 +1948,7 @@
       </w:pPr>
       <w:r>
         <w:rPr>
-          <w:rFonts w:ascii="Arial" w:hAnsi="Arial"/>
+          <w:rFonts w:ascii="Aptos" w:hAnsi="Aptos"/>
           <w:b w:val="0"/>
           <w:i w:val="0"/>
           <w:color w:val="000000"/>
@@ -1843,7 +1963,7 @@
       </w:pPr>
       <w:r>
         <w:rPr>
-          <w:rFonts w:ascii="Arial" w:hAnsi="Arial"/>
+          <w:rFonts w:ascii="Aptos" w:hAnsi="Aptos"/>
           <w:b w:val="0"/>
           <w:i w:val="0"/>
           <w:color w:val="000000"/>
@@ -1858,7 +1978,7 @@
       </w:pPr>
       <w:r>
         <w:rPr>
-          <w:rFonts w:ascii="Arial" w:hAnsi="Arial"/>
+          <w:rFonts w:ascii="Aptos" w:hAnsi="Aptos"/>
           <w:b w:val="0"/>
           <w:i w:val="0"/>
           <w:color w:val="000000"/>
@@ -1873,7 +1993,7 @@
       </w:pPr>
       <w:r>
         <w:rPr>
-          <w:rFonts w:ascii="Arial" w:hAnsi="Arial"/>
+          <w:rFonts w:ascii="Aptos" w:hAnsi="Aptos"/>
           <w:b w:val="0"/>
           <w:i w:val="0"/>
           <w:color w:val="000000"/>
@@ -1888,7 +2008,7 @@
       </w:pPr>
       <w:r>
         <w:rPr>
-          <w:rFonts w:ascii="Arial" w:hAnsi="Arial"/>
+          <w:rFonts w:ascii="Aptos" w:hAnsi="Aptos"/>
           <w:b w:val="0"/>
           <w:i w:val="0"/>
           <w:color w:val="000000"/>
@@ -1903,7 +2023,7 @@
       </w:pPr>
       <w:r>
         <w:rPr>
-          <w:rFonts w:ascii="Arial" w:hAnsi="Arial"/>
+          <w:rFonts w:ascii="Aptos" w:hAnsi="Aptos"/>
           <w:b w:val="0"/>
           <w:i w:val="0"/>
           <w:color w:val="000000"/>
@@ -1918,7 +2038,7 @@
       </w:pPr>
       <w:r>
         <w:rPr>
-          <w:rFonts w:ascii="Arial" w:hAnsi="Arial"/>
+          <w:rFonts w:ascii="Aptos" w:hAnsi="Aptos"/>
           <w:b w:val="0"/>
           <w:i w:val="0"/>
           <w:color w:val="000000"/>
@@ -1948,7 +2068,7 @@
       </w:pPr>
       <w:r>
         <w:rPr>
-          <w:rFonts w:ascii="Arial" w:hAnsi="Arial"/>
+          <w:rFonts w:ascii="Aptos" w:hAnsi="Aptos"/>
           <w:b w:val="0"/>
           <w:i w:val="0"/>
           <w:color w:val="000000"/>
@@ -1963,7 +2083,7 @@
       </w:pPr>
       <w:r>
         <w:rPr>
-          <w:rFonts w:ascii="Arial" w:hAnsi="Arial"/>
+          <w:rFonts w:ascii="Aptos" w:hAnsi="Aptos"/>
           <w:b/>
           <w:i w:val="0"/>
           <w:color w:val="000000"/>
@@ -1978,7 +2098,7 @@
       </w:pPr>
       <w:r>
         <w:rPr>
-          <w:rFonts w:ascii="Arial" w:hAnsi="Arial"/>
+          <w:rFonts w:ascii="Aptos" w:hAnsi="Aptos"/>
           <w:b w:val="0"/>
           <w:i w:val="0"/>
           <w:color w:val="000000"/>
@@ -1993,7 +2113,7 @@
       </w:pPr>
       <w:r>
         <w:rPr>
-          <w:rFonts w:ascii="Arial" w:hAnsi="Arial"/>
+          <w:rFonts w:ascii="Aptos" w:hAnsi="Aptos"/>
           <w:b w:val="0"/>
           <w:i w:val="0"/>
           <w:color w:val="000000"/>
@@ -2008,7 +2128,7 @@
       </w:pPr>
       <w:r>
         <w:rPr>
-          <w:rFonts w:ascii="Arial" w:hAnsi="Arial"/>
+          <w:rFonts w:ascii="Aptos" w:hAnsi="Aptos"/>
           <w:b w:val="0"/>
           <w:i w:val="0"/>
           <w:color w:val="000000"/>
@@ -2023,7 +2143,7 @@
       </w:pPr>
       <w:r>
         <w:rPr>
-          <w:rFonts w:ascii="Arial" w:hAnsi="Arial"/>
+          <w:rFonts w:ascii="Aptos" w:hAnsi="Aptos"/>
           <w:b/>
           <w:i w:val="0"/>
           <w:color w:val="000000"/>
@@ -2038,7 +2158,7 @@
       </w:pPr>
       <w:r>
         <w:rPr>
-          <w:rFonts w:ascii="Arial" w:hAnsi="Arial"/>
+          <w:rFonts w:ascii="Aptos" w:hAnsi="Aptos"/>
           <w:b w:val="0"/>
           <w:i w:val="0"/>
           <w:color w:val="000000"/>
@@ -2053,7 +2173,7 @@
       </w:pPr>
       <w:r>
         <w:rPr>
-          <w:rFonts w:ascii="Arial" w:hAnsi="Arial"/>
+          <w:rFonts w:ascii="Aptos" w:hAnsi="Aptos"/>
           <w:b w:val="0"/>
           <w:i w:val="0"/>
           <w:color w:val="000000"/>
@@ -2068,7 +2188,7 @@
       </w:pPr>
       <w:r>
         <w:rPr>
-          <w:rFonts w:ascii="Arial" w:hAnsi="Arial"/>
+          <w:rFonts w:ascii="Aptos" w:hAnsi="Aptos"/>
           <w:b w:val="0"/>
           <w:i w:val="0"/>
           <w:color w:val="000000"/>
@@ -2083,7 +2203,7 @@
       </w:pPr>
       <w:r>
         <w:rPr>
-          <w:rFonts w:ascii="Arial" w:hAnsi="Arial"/>
+          <w:rFonts w:ascii="Aptos" w:hAnsi="Aptos"/>
           <w:b w:val="0"/>
           <w:i w:val="0"/>
           <w:color w:val="000000"/>
@@ -2098,7 +2218,7 @@
       </w:pPr>
       <w:r>
         <w:rPr>
-          <w:rFonts w:ascii="Arial" w:hAnsi="Arial"/>
+          <w:rFonts w:ascii="Aptos" w:hAnsi="Aptos"/>
           <w:b/>
           <w:i w:val="0"/>
           <w:color w:val="000000"/>
@@ -2113,7 +2233,7 @@
       </w:pPr>
       <w:r>
         <w:rPr>
-          <w:rFonts w:ascii="Arial" w:hAnsi="Arial"/>
+          <w:rFonts w:ascii="Aptos" w:hAnsi="Aptos"/>
           <w:b w:val="0"/>
           <w:i w:val="0"/>
           <w:color w:val="000000"/>
@@ -2128,7 +2248,7 @@
       </w:pPr>
       <w:r>
         <w:rPr>
-          <w:rFonts w:ascii="Arial" w:hAnsi="Arial"/>
+          <w:rFonts w:ascii="Aptos" w:hAnsi="Aptos"/>
           <w:b w:val="0"/>
           <w:i w:val="0"/>
           <w:color w:val="000000"/>
@@ -2143,7 +2263,7 @@
       </w:pPr>
       <w:r>
         <w:rPr>
-          <w:rFonts w:ascii="Arial" w:hAnsi="Arial"/>
+          <w:rFonts w:ascii="Aptos" w:hAnsi="Aptos"/>
           <w:b w:val="0"/>
           <w:i w:val="0"/>
           <w:color w:val="000000"/>
@@ -2158,7 +2278,7 @@
       </w:pPr>
       <w:r>
         <w:rPr>
-          <w:rFonts w:ascii="Arial" w:hAnsi="Arial"/>
+          <w:rFonts w:ascii="Aptos" w:hAnsi="Aptos"/>
           <w:b w:val="0"/>
           <w:i w:val="0"/>
           <w:color w:val="000000"/>
@@ -2173,7 +2293,7 @@
       </w:pPr>
       <w:r>
         <w:rPr>
-          <w:rFonts w:ascii="Arial" w:hAnsi="Arial"/>
+          <w:rFonts w:ascii="Aptos" w:hAnsi="Aptos"/>
           <w:b w:val="0"/>
           <w:i w:val="0"/>
           <w:color w:val="000000"/>
@@ -2188,7 +2308,7 @@
       </w:pPr>
       <w:r>
         <w:rPr>
-          <w:rFonts w:ascii="Arial" w:hAnsi="Arial"/>
+          <w:rFonts w:ascii="Aptos" w:hAnsi="Aptos"/>
           <w:b/>
           <w:i w:val="0"/>
           <w:color w:val="000000"/>
@@ -2203,7 +2323,7 @@
       </w:pPr>
       <w:r>
         <w:rPr>
-          <w:rFonts w:ascii="Arial" w:hAnsi="Arial"/>
+          <w:rFonts w:ascii="Aptos" w:hAnsi="Aptos"/>
           <w:b w:val="0"/>
           <w:i w:val="0"/>
           <w:color w:val="000000"/>
@@ -2218,7 +2338,7 @@
       </w:pPr>
       <w:r>
         <w:rPr>
-          <w:rFonts w:ascii="Arial" w:hAnsi="Arial"/>
+          <w:rFonts w:ascii="Aptos" w:hAnsi="Aptos"/>
           <w:b w:val="0"/>
           <w:i w:val="0"/>
           <w:color w:val="000000"/>
@@ -2233,7 +2353,7 @@
       </w:pPr>
       <w:r>
         <w:rPr>
-          <w:rFonts w:ascii="Arial" w:hAnsi="Arial"/>
+          <w:rFonts w:ascii="Aptos" w:hAnsi="Aptos"/>
           <w:b w:val="0"/>
           <w:i w:val="0"/>
           <w:color w:val="000000"/>
@@ -2248,7 +2368,7 @@
       </w:pPr>
       <w:r>
         <w:rPr>
-          <w:rFonts w:ascii="Arial" w:hAnsi="Arial"/>
+          <w:rFonts w:ascii="Aptos" w:hAnsi="Aptos"/>
           <w:b w:val="0"/>
           <w:i w:val="0"/>
           <w:color w:val="000000"/>
@@ -2263,7 +2383,7 @@
       </w:pPr>
       <w:r>
         <w:rPr>
-          <w:rFonts w:ascii="Arial" w:hAnsi="Arial"/>
+          <w:rFonts w:ascii="Aptos" w:hAnsi="Aptos"/>
           <w:b w:val="0"/>
           <w:i w:val="0"/>
           <w:color w:val="000000"/>
@@ -2278,7 +2398,142 @@
       </w:pPr>
       <w:r>
         <w:rPr>
-          <w:rFonts w:ascii="Arial" w:hAnsi="Arial"/>
+          <w:rFonts w:ascii="Aptos" w:hAnsi="Aptos"/>
+          <w:b/>
+          <w:i w:val="0"/>
+          <w:color w:val="000000"/>
+          <w:sz w:val="22"/>
+        </w:rPr>
+        <w:t>Multiple Systems</w:t>
+      </w:r>
+    </w:p>
+    <w:p>
+      <w:pPr>
+        <w:pStyle w:val="ListParagraph"/>
+      </w:pPr>
+      <w:r>
+        <w:rPr>
+          <w:rFonts w:ascii="Aptos" w:hAnsi="Aptos"/>
+          <w:b w:val="0"/>
+          <w:i w:val="0"/>
+          <w:color w:val="000000"/>
+          <w:sz w:val="22"/>
+        </w:rPr>
+        <w:t>Too Many Applications: Inspectors must switch between IPS, Camino, AS400, Compliance Engine, Outlook, and other tools.</w:t>
+      </w:r>
+    </w:p>
+    <w:p>
+      <w:pPr>
+        <w:pStyle w:val="ListParagraph"/>
+      </w:pPr>
+      <w:r>
+        <w:rPr>
+          <w:rFonts w:ascii="Aptos" w:hAnsi="Aptos"/>
+          <w:b w:val="0"/>
+          <w:i w:val="0"/>
+          <w:color w:val="000000"/>
+          <w:sz w:val="22"/>
+        </w:rPr>
+        <w:t>No Single Source of Truth: Information needed for inspections is spread across multiple systems.</w:t>
+      </w:r>
+    </w:p>
+    <w:p>
+      <w:pPr>
+        <w:pStyle w:val="ListParagraph"/>
+      </w:pPr>
+      <w:r>
+        <w:rPr>
+          <w:rFonts w:ascii="Aptos" w:hAnsi="Aptos"/>
+          <w:b w:val="0"/>
+          <w:i w:val="0"/>
+          <w:color w:val="000000"/>
+          <w:sz w:val="22"/>
+        </w:rPr>
+        <w:t>Repeated Research: The same information often must be searched in several locations.</w:t>
+      </w:r>
+    </w:p>
+    <w:p>
+      <w:pPr>
+        <w:pStyle w:val="ListParagraph"/>
+      </w:pPr>
+      <w:r>
+        <w:rPr>
+          <w:rFonts w:ascii="Aptos" w:hAnsi="Aptos"/>
+          <w:b/>
+          <w:i w:val="0"/>
+          <w:color w:val="000000"/>
+          <w:sz w:val="22"/>
+        </w:rPr>
+        <w:t>System Mobility Limitations</w:t>
+      </w:r>
+    </w:p>
+    <w:p>
+      <w:pPr>
+        <w:pStyle w:val="ListParagraph"/>
+      </w:pPr>
+      <w:r>
+        <w:rPr>
+          <w:rFonts w:ascii="Aptos" w:hAnsi="Aptos"/>
+          <w:b w:val="0"/>
+          <w:i w:val="0"/>
+          <w:color w:val="000000"/>
+          <w:sz w:val="22"/>
+        </w:rPr>
+        <w:t>Tablet Reliability Issues: Existing tablets are slow and unreliable.</w:t>
+      </w:r>
+    </w:p>
+    <w:p>
+      <w:pPr>
+        <w:pStyle w:val="ListParagraph"/>
+      </w:pPr>
+      <w:r>
+        <w:rPr>
+          <w:rFonts w:ascii="Aptos" w:hAnsi="Aptos"/>
+          <w:b w:val="0"/>
+          <w:i w:val="0"/>
+          <w:color w:val="000000"/>
+          <w:sz w:val="22"/>
+        </w:rPr>
+        <w:t>Mobile Access Limitations: IPS functionality in the field is limited.</w:t>
+      </w:r>
+    </w:p>
+    <w:p>
+      <w:pPr>
+        <w:pStyle w:val="ListParagraph"/>
+      </w:pPr>
+      <w:r>
+        <w:rPr>
+          <w:rFonts w:ascii="Aptos" w:hAnsi="Aptos"/>
+          <w:b w:val="0"/>
+          <w:i w:val="0"/>
+          <w:color w:val="000000"/>
+          <w:sz w:val="22"/>
+        </w:rPr>
+        <w:t>Need for Personal Hotspots: Inspectors sometimes rely on personal hotspots to connect.</w:t>
+      </w:r>
+    </w:p>
+    <w:p>
+      <w:pPr>
+        <w:pStyle w:val="ListParagraph"/>
+      </w:pPr>
+      <w:r>
+        <w:rPr>
+          <w:rFonts w:ascii="Aptos" w:hAnsi="Aptos"/>
+          <w:b w:val="0"/>
+          <w:i w:val="0"/>
+          <w:color w:val="000000"/>
+          <w:sz w:val="22"/>
+        </w:rPr>
+        <w:t>Field Documentation Challenges: Lack of effective mobile tools increases office-based data entry.</w:t>
+      </w:r>
+    </w:p>
+    <w:p>
+      <w:pPr>
+        <w:pStyle w:val="ListParagraph"/>
+      </w:pPr>
+      <w:r>
+        <w:rPr>
+          <w:rFonts w:ascii="Aptos" w:hAnsi="Aptos"/>
           <w:b w:val="0"/>
           <w:i w:val="0"/>
           <w:color w:val="000000"/>
@@ -2293,67 +2548,7 @@
       </w:pPr>
       <w:r>
         <w:rPr>
-          <w:rFonts w:ascii="Arial" w:hAnsi="Arial"/>
-          <w:b/>
-          <w:i w:val="0"/>
-          <w:color w:val="000000"/>
-          <w:sz w:val="22"/>
-        </w:rPr>
-        <w:t>Multiple Systems</w:t>
-      </w:r>
-    </w:p>
-    <w:p>
-      <w:pPr>
-        <w:pStyle w:val="ListParagraph"/>
-      </w:pPr>
-      <w:r>
-        <w:rPr>
-          <w:rFonts w:ascii="Arial" w:hAnsi="Arial"/>
-          <w:b w:val="0"/>
-          <w:i w:val="0"/>
-          <w:color w:val="000000"/>
-          <w:sz w:val="22"/>
-        </w:rPr>
-        <w:t>Too Many Applications: Inspectors must switch between IPS, Camino, AS400, Compliance Engine, Outlook, and other tools.</w:t>
-      </w:r>
-    </w:p>
-    <w:p>
-      <w:pPr>
-        <w:pStyle w:val="ListParagraph"/>
-      </w:pPr>
-      <w:r>
-        <w:rPr>
-          <w:rFonts w:ascii="Arial" w:hAnsi="Arial"/>
-          <w:b w:val="0"/>
-          <w:i w:val="0"/>
-          <w:color w:val="000000"/>
-          <w:sz w:val="22"/>
-        </w:rPr>
-        <w:t>No Single Source of Truth: Information needed for inspections is spread across multiple systems.</w:t>
-      </w:r>
-    </w:p>
-    <w:p>
-      <w:pPr>
-        <w:pStyle w:val="ListParagraph"/>
-      </w:pPr>
-      <w:r>
-        <w:rPr>
-          <w:rFonts w:ascii="Arial" w:hAnsi="Arial"/>
-          <w:b w:val="0"/>
-          <w:i w:val="0"/>
-          <w:color w:val="000000"/>
-          <w:sz w:val="22"/>
-        </w:rPr>
-        <w:t>Repeated Research: The same information often must be searched in several locations.</w:t>
-      </w:r>
-    </w:p>
-    <w:p>
-      <w:pPr>
-        <w:pStyle w:val="ListParagraph"/>
-      </w:pPr>
-      <w:r>
-        <w:rPr>
-          <w:rFonts w:ascii="Arial" w:hAnsi="Arial"/>
+          <w:rFonts w:ascii="Aptos" w:hAnsi="Aptos"/>
           <w:b/>
           <w:i w:val="0"/>
           <w:color w:val="000000"/>
@@ -2368,7 +2563,7 @@
       </w:pPr>
       <w:r>
         <w:rPr>
-          <w:rFonts w:ascii="Arial" w:hAnsi="Arial"/>
+          <w:rFonts w:ascii="Aptos" w:hAnsi="Aptos"/>
           <w:b w:val="0"/>
           <w:i w:val="0"/>
           <w:color w:val="000000"/>
@@ -2383,7 +2578,7 @@
       </w:pPr>
       <w:r>
         <w:rPr>
-          <w:rFonts w:ascii="Arial" w:hAnsi="Arial"/>
+          <w:rFonts w:ascii="Aptos" w:hAnsi="Aptos"/>
           <w:b w:val="0"/>
           <w:i w:val="0"/>
           <w:color w:val="000000"/>
@@ -2398,7 +2593,7 @@
       </w:pPr>
       <w:r>
         <w:rPr>
-          <w:rFonts w:ascii="Arial" w:hAnsi="Arial"/>
+          <w:rFonts w:ascii="Aptos" w:hAnsi="Aptos"/>
           <w:b w:val="0"/>
           <w:i w:val="0"/>
           <w:color w:val="000000"/>
@@ -2413,7 +2608,7 @@
       </w:pPr>
       <w:r>
         <w:rPr>
-          <w:rFonts w:ascii="Arial" w:hAnsi="Arial"/>
+          <w:rFonts w:ascii="Aptos" w:hAnsi="Aptos"/>
           <w:b w:val="0"/>
           <w:i w:val="0"/>
           <w:color w:val="000000"/>
@@ -2428,88 +2623,13 @@
       </w:pPr>
       <w:r>
         <w:rPr>
-          <w:rFonts w:ascii="Arial" w:hAnsi="Arial"/>
+          <w:rFonts w:ascii="Aptos" w:hAnsi="Aptos"/>
           <w:b w:val="0"/>
           <w:i w:val="0"/>
           <w:color w:val="000000"/>
           <w:sz w:val="22"/>
         </w:rPr>
         <w:t>Permit Communication Gaps: Permit requirements are not always communicated effectively.</w:t>
-      </w:r>
-    </w:p>
-    <w:p>
-      <w:pPr>
-        <w:pStyle w:val="ListParagraph"/>
-      </w:pPr>
-      <w:r>
-        <w:rPr>
-          <w:rFonts w:ascii="Arial" w:hAnsi="Arial"/>
-          <w:b/>
-          <w:i w:val="0"/>
-          <w:color w:val="000000"/>
-          <w:sz w:val="22"/>
-        </w:rPr>
-        <w:t>Field Technology Limitations</w:t>
-      </w:r>
-    </w:p>
-    <w:p>
-      <w:pPr>
-        <w:pStyle w:val="ListParagraph"/>
-      </w:pPr>
-      <w:r>
-        <w:rPr>
-          <w:rFonts w:ascii="Arial" w:hAnsi="Arial"/>
-          <w:b w:val="0"/>
-          <w:i w:val="0"/>
-          <w:color w:val="000000"/>
-          <w:sz w:val="22"/>
-        </w:rPr>
-        <w:t>Tablet Reliability Issues: Existing tablets are slow and unreliable.</w:t>
-      </w:r>
-    </w:p>
-    <w:p>
-      <w:pPr>
-        <w:pStyle w:val="ListParagraph"/>
-      </w:pPr>
-      <w:r>
-        <w:rPr>
-          <w:rFonts w:ascii="Arial" w:hAnsi="Arial"/>
-          <w:b w:val="0"/>
-          <w:i w:val="0"/>
-          <w:color w:val="000000"/>
-          <w:sz w:val="22"/>
-        </w:rPr>
-        <w:t>Mobile Access Limitations: IPS functionality in the field is limited.</w:t>
-      </w:r>
-    </w:p>
-    <w:p>
-      <w:pPr>
-        <w:pStyle w:val="ListParagraph"/>
-      </w:pPr>
-      <w:r>
-        <w:rPr>
-          <w:rFonts w:ascii="Arial" w:hAnsi="Arial"/>
-          <w:b w:val="0"/>
-          <w:i w:val="0"/>
-          <w:color w:val="000000"/>
-          <w:sz w:val="22"/>
-        </w:rPr>
-        <w:t>Need for Personal Hotspots: Inspectors sometimes rely on personal hotspots to connect.</w:t>
-      </w:r>
-    </w:p>
-    <w:p>
-      <w:pPr>
-        <w:pStyle w:val="ListParagraph"/>
-      </w:pPr>
-      <w:r>
-        <w:rPr>
-          <w:rFonts w:ascii="Arial" w:hAnsi="Arial"/>
-          <w:b w:val="0"/>
-          <w:i w:val="0"/>
-          <w:color w:val="000000"/>
-          <w:sz w:val="22"/>
-        </w:rPr>
-        <w:t>Field Documentation Challenges: Lack of effective mobile tools increases office-based data entry.</w:t>
       </w:r>
     </w:p>
     <w:p>
@@ -2533,7 +2653,7 @@
       </w:pPr>
       <w:r>
         <w:rPr>
-          <w:rFonts w:ascii="Arial" w:hAnsi="Arial"/>
+          <w:rFonts w:ascii="Aptos" w:hAnsi="Aptos"/>
           <w:b w:val="0"/>
           <w:i w:val="0"/>
           <w:color w:val="000000"/>
@@ -2548,7 +2668,7 @@
       </w:pPr>
       <w:r>
         <w:rPr>
-          <w:rFonts w:ascii="Arial" w:hAnsi="Arial"/>
+          <w:rFonts w:ascii="Aptos" w:hAnsi="Aptos"/>
           <w:b/>
           <w:i w:val="0"/>
           <w:color w:val="000000"/>
@@ -2563,7 +2683,7 @@
       </w:pPr>
       <w:r>
         <w:rPr>
-          <w:rFonts w:ascii="Arial" w:hAnsi="Arial"/>
+          <w:rFonts w:ascii="Aptos" w:hAnsi="Aptos"/>
           <w:b w:val="0"/>
           <w:i w:val="0"/>
           <w:color w:val="000000"/>
@@ -2578,7 +2698,7 @@
       </w:pPr>
       <w:r>
         <w:rPr>
-          <w:rFonts w:ascii="Arial" w:hAnsi="Arial"/>
+          <w:rFonts w:ascii="Aptos" w:hAnsi="Aptos"/>
           <w:b w:val="0"/>
           <w:i w:val="0"/>
           <w:color w:val="000000"/>
@@ -2593,7 +2713,7 @@
       </w:pPr>
       <w:r>
         <w:rPr>
-          <w:rFonts w:ascii="Arial" w:hAnsi="Arial"/>
+          <w:rFonts w:ascii="Aptos" w:hAnsi="Aptos"/>
           <w:b w:val="0"/>
           <w:i w:val="0"/>
           <w:color w:val="000000"/>
@@ -2608,7 +2728,7 @@
       </w:pPr>
       <w:r>
         <w:rPr>
-          <w:rFonts w:ascii="Arial" w:hAnsi="Arial"/>
+          <w:rFonts w:ascii="Aptos" w:hAnsi="Aptos"/>
           <w:b w:val="0"/>
           <w:i w:val="0"/>
           <w:color w:val="000000"/>
@@ -2623,13 +2743,23 @@
       </w:pPr>
       <w:r>
         <w:rPr>
-          <w:rFonts w:ascii="Arial" w:hAnsi="Arial"/>
+          <w:rFonts w:ascii="Aptos" w:hAnsi="Aptos"/>
+          <w:b/>
+          <w:i w:val="0"/>
+          <w:color w:val="000000"/>
+          <w:sz w:val="24"/>
+        </w:rPr>
+        <w:t xml:space="preserve">Improved </w:t>
+      </w:r>
+      <w:r>
+        <w:rPr>
+          <w:rFonts w:ascii="Aptos" w:hAnsi="Aptos"/>
           <w:b/>
           <w:i w:val="0"/>
           <w:color w:val="000000"/>
           <w:sz w:val="22"/>
         </w:rPr>
-        <w:t>Enhanced Case Management</w:t>
+        <w:t>Case Management</w:t>
       </w:r>
     </w:p>
     <w:p>
@@ -2638,7 +2768,7 @@
       </w:pPr>
       <w:r>
         <w:rPr>
-          <w:rFonts w:ascii="Arial" w:hAnsi="Arial"/>
+          <w:rFonts w:ascii="Aptos" w:hAnsi="Aptos"/>
           <w:b w:val="0"/>
           <w:i w:val="0"/>
           <w:color w:val="000000"/>
@@ -2653,7 +2783,7 @@
       </w:pPr>
       <w:r>
         <w:rPr>
-          <w:rFonts w:ascii="Arial" w:hAnsi="Arial"/>
+          <w:rFonts w:ascii="Aptos" w:hAnsi="Aptos"/>
           <w:b w:val="0"/>
           <w:i w:val="0"/>
           <w:color w:val="000000"/>
@@ -2668,7 +2798,7 @@
       </w:pPr>
       <w:r>
         <w:rPr>
-          <w:rFonts w:ascii="Arial" w:hAnsi="Arial"/>
+          <w:rFonts w:ascii="Aptos" w:hAnsi="Aptos"/>
           <w:b w:val="0"/>
           <w:i w:val="0"/>
           <w:color w:val="000000"/>
@@ -2683,7 +2813,7 @@
       </w:pPr>
       <w:r>
         <w:rPr>
-          <w:rFonts w:ascii="Arial" w:hAnsi="Arial"/>
+          <w:rFonts w:ascii="Aptos" w:hAnsi="Aptos"/>
           <w:b w:val="0"/>
           <w:i w:val="0"/>
           <w:color w:val="000000"/>
@@ -2698,7 +2828,7 @@
       </w:pPr>
       <w:r>
         <w:rPr>
-          <w:rFonts w:ascii="Arial" w:hAnsi="Arial"/>
+          <w:rFonts w:ascii="Aptos" w:hAnsi="Aptos"/>
           <w:b/>
           <w:i w:val="0"/>
           <w:color w:val="000000"/>
@@ -2713,7 +2843,7 @@
       </w:pPr>
       <w:r>
         <w:rPr>
-          <w:rFonts w:ascii="Arial" w:hAnsi="Arial"/>
+          <w:rFonts w:ascii="Aptos" w:hAnsi="Aptos"/>
           <w:b w:val="0"/>
           <w:i w:val="0"/>
           <w:color w:val="000000"/>
@@ -2728,7 +2858,7 @@
       </w:pPr>
       <w:r>
         <w:rPr>
-          <w:rFonts w:ascii="Arial" w:hAnsi="Arial"/>
+          <w:rFonts w:ascii="Aptos" w:hAnsi="Aptos"/>
           <w:b w:val="0"/>
           <w:i w:val="0"/>
           <w:color w:val="000000"/>
@@ -2743,7 +2873,7 @@
       </w:pPr>
       <w:r>
         <w:rPr>
-          <w:rFonts w:ascii="Arial" w:hAnsi="Arial"/>
+          <w:rFonts w:ascii="Aptos" w:hAnsi="Aptos"/>
           <w:b w:val="0"/>
           <w:i w:val="0"/>
           <w:color w:val="000000"/>
@@ -2758,7 +2888,177 @@
       </w:pPr>
       <w:r>
         <w:rPr>
-          <w:rFonts w:ascii="Arial" w:hAnsi="Arial"/>
+          <w:rFonts w:ascii="Aptos" w:hAnsi="Aptos"/>
+          <w:b/>
+          <w:i w:val="0"/>
+          <w:color w:val="000000"/>
+          <w:sz w:val="22"/>
+        </w:rPr>
+        <w:t>Mobile &amp; Field Capabilities</w:t>
+      </w:r>
+    </w:p>
+    <w:p>
+      <w:pPr>
+        <w:pStyle w:val="ListParagraph"/>
+      </w:pPr>
+      <w:r>
+        <w:rPr>
+          <w:rFonts w:ascii="Aptos" w:hAnsi="Aptos"/>
+          <w:b w:val="0"/>
+          <w:i w:val="0"/>
+          <w:color w:val="000000"/>
+          <w:sz w:val="22"/>
+        </w:rPr>
+        <w:t>Modern Tablets: Replace outdated tablets with reliable devices.</w:t>
+      </w:r>
+    </w:p>
+    <w:p>
+      <w:pPr>
+        <w:pStyle w:val="ListParagraph"/>
+      </w:pPr>
+      <w:r>
+        <w:rPr>
+          <w:rFonts w:ascii="Aptos" w:hAnsi="Aptos"/>
+          <w:b w:val="0"/>
+          <w:i w:val="0"/>
+          <w:color w:val="000000"/>
+          <w:sz w:val="22"/>
+        </w:rPr>
+        <w:t>Mobile IPS Application: Enable inspectors to complete inspections entirely in the field.</w:t>
+      </w:r>
+    </w:p>
+    <w:p>
+      <w:pPr>
+        <w:pStyle w:val="ListParagraph"/>
+      </w:pPr>
+      <w:r>
+        <w:rPr>
+          <w:rFonts w:ascii="Aptos" w:hAnsi="Aptos"/>
+          <w:b w:val="0"/>
+          <w:i w:val="0"/>
+          <w:color w:val="000000"/>
+          <w:sz w:val="22"/>
+        </w:rPr>
+        <w:t>iPhone Compatibility: Provide a mobile application that works on iPhones.</w:t>
+      </w:r>
+    </w:p>
+    <w:p>
+      <w:pPr>
+        <w:pStyle w:val="ListParagraph"/>
+      </w:pPr>
+      <w:r>
+        <w:rPr>
+          <w:rFonts w:ascii="Aptos" w:hAnsi="Aptos"/>
+          <w:b w:val="0"/>
+          <w:i w:val="0"/>
+          <w:color w:val="000000"/>
+          <w:sz w:val="22"/>
+        </w:rPr>
+        <w:t>Real-Time Data Access: Allow inspectors to access and update cases from anywhere.</w:t>
+      </w:r>
+    </w:p>
+    <w:p>
+      <w:pPr>
+        <w:pStyle w:val="ListParagraph"/>
+      </w:pPr>
+      <w:r>
+        <w:rPr>
+          <w:rFonts w:ascii="Aptos" w:hAnsi="Aptos"/>
+          <w:b w:val="0"/>
+          <w:i w:val="0"/>
+          <w:color w:val="000000"/>
+          <w:sz w:val="22"/>
+        </w:rPr>
+        <w:t>Field Citation Capability: Create violations and complete documentation without returning to the office.</w:t>
+      </w:r>
+    </w:p>
+    <w:p>
+      <w:pPr>
+        <w:pStyle w:val="ListParagraph"/>
+      </w:pPr>
+      <w:r>
+        <w:rPr>
+          <w:rFonts w:ascii="Aptos" w:hAnsi="Aptos"/>
+          <w:b/>
+          <w:i w:val="0"/>
+          <w:color w:val="000000"/>
+          <w:sz w:val="22"/>
+        </w:rPr>
+        <w:t>System Consolidation</w:t>
+      </w:r>
+    </w:p>
+    <w:p>
+      <w:pPr>
+        <w:pStyle w:val="ListParagraph"/>
+      </w:pPr>
+      <w:r>
+        <w:rPr>
+          <w:rFonts w:ascii="Aptos" w:hAnsi="Aptos"/>
+          <w:b w:val="0"/>
+          <w:i w:val="0"/>
+          <w:color w:val="000000"/>
+          <w:sz w:val="22"/>
+        </w:rPr>
+        <w:t>One System for Everything: Reduce dependency on multiple systems.</w:t>
+      </w:r>
+    </w:p>
+    <w:p>
+      <w:pPr>
+        <w:pStyle w:val="ListParagraph"/>
+      </w:pPr>
+      <w:r>
+        <w:rPr>
+          <w:rFonts w:ascii="Aptos" w:hAnsi="Aptos"/>
+          <w:b w:val="0"/>
+          <w:i w:val="0"/>
+          <w:color w:val="000000"/>
+          <w:sz w:val="22"/>
+        </w:rPr>
+        <w:t>Integrated Permit &amp; Enforcement Records: Combine permit, zoning, inspection, and enforcement information.</w:t>
+      </w:r>
+    </w:p>
+    <w:p>
+      <w:pPr>
+        <w:pStyle w:val="ListParagraph"/>
+      </w:pPr>
+      <w:r>
+        <w:rPr>
+          <w:rFonts w:ascii="Aptos" w:hAnsi="Aptos"/>
+          <w:b w:val="0"/>
+          <w:i w:val="0"/>
+          <w:color w:val="000000"/>
+          <w:sz w:val="22"/>
+        </w:rPr>
+        <w:t xml:space="preserve">Centralized Property Information: </w:t>
+      </w:r>
+      <w:r>
+        <w:rPr>
+          <w:rFonts w:ascii="Aptos" w:hAnsi="Aptos"/>
+          <w:b w:val="0"/>
+          <w:i w:val="0"/>
+          <w:color w:val="000000"/>
+          <w:sz w:val="22"/>
+        </w:rPr>
+        <w:t>Eliminate</w:t>
+      </w:r>
+      <w:r>
+        <w:rPr>
+          <w:rFonts w:ascii="Aptos" w:hAnsi="Aptos"/>
+          <w:b w:val="0"/>
+          <w:i w:val="0"/>
+          <w:color w:val="000000"/>
+          <w:sz w:val="22"/>
+        </w:rPr>
+        <w:t xml:space="preserve"> the need to research across multiple databases.</w:t>
+      </w:r>
+    </w:p>
+    <w:p>
+      <w:pPr>
+        <w:pStyle w:val="ListParagraph"/>
+      </w:pPr>
+      <w:r>
+        <w:rPr>
+          <w:rFonts w:ascii="Aptos" w:hAnsi="Aptos"/>
           <w:b w:val="0"/>
           <w:i w:val="0"/>
           <w:color w:val="000000"/>
@@ -2773,157 +3073,7 @@
       </w:pPr>
       <w:r>
         <w:rPr>
-          <w:rFonts w:ascii="Arial" w:hAnsi="Arial"/>
-          <w:b/>
-          <w:i w:val="0"/>
-          <w:color w:val="000000"/>
-          <w:sz w:val="22"/>
-        </w:rPr>
-        <w:t>Mobile &amp; Field Capabilities</w:t>
-      </w:r>
-    </w:p>
-    <w:p>
-      <w:pPr>
-        <w:pStyle w:val="ListParagraph"/>
-      </w:pPr>
-      <w:r>
-        <w:rPr>
-          <w:rFonts w:ascii="Arial" w:hAnsi="Arial"/>
-          <w:b w:val="0"/>
-          <w:i w:val="0"/>
-          <w:color w:val="000000"/>
-          <w:sz w:val="22"/>
-        </w:rPr>
-        <w:t>Modern Tablets: Replace outdated tablets with reliable devices.</w:t>
-      </w:r>
-    </w:p>
-    <w:p>
-      <w:pPr>
-        <w:pStyle w:val="ListParagraph"/>
-      </w:pPr>
-      <w:r>
-        <w:rPr>
-          <w:rFonts w:ascii="Arial" w:hAnsi="Arial"/>
-          <w:b w:val="0"/>
-          <w:i w:val="0"/>
-          <w:color w:val="000000"/>
-          <w:sz w:val="22"/>
-        </w:rPr>
-        <w:t>Mobile IPS Application: Enable inspectors to complete inspections entirely in the field.</w:t>
-      </w:r>
-    </w:p>
-    <w:p>
-      <w:pPr>
-        <w:pStyle w:val="ListParagraph"/>
-      </w:pPr>
-      <w:r>
-        <w:rPr>
-          <w:rFonts w:ascii="Arial" w:hAnsi="Arial"/>
-          <w:b w:val="0"/>
-          <w:i w:val="0"/>
-          <w:color w:val="000000"/>
-          <w:sz w:val="22"/>
-        </w:rPr>
-        <w:t>iPhone Compatibility: Provide a mobile application that works on iPhones.</w:t>
-      </w:r>
-    </w:p>
-    <w:p>
-      <w:pPr>
-        <w:pStyle w:val="ListParagraph"/>
-      </w:pPr>
-      <w:r>
-        <w:rPr>
-          <w:rFonts w:ascii="Arial" w:hAnsi="Arial"/>
-          <w:b w:val="0"/>
-          <w:i w:val="0"/>
-          <w:color w:val="000000"/>
-          <w:sz w:val="22"/>
-        </w:rPr>
-        <w:t>Real-Time Data Access: Allow inspectors to access and update cases from anywhere.</w:t>
-      </w:r>
-    </w:p>
-    <w:p>
-      <w:pPr>
-        <w:pStyle w:val="ListParagraph"/>
-      </w:pPr>
-      <w:r>
-        <w:rPr>
-          <w:rFonts w:ascii="Arial" w:hAnsi="Arial"/>
-          <w:b w:val="0"/>
-          <w:i w:val="0"/>
-          <w:color w:val="000000"/>
-          <w:sz w:val="22"/>
-        </w:rPr>
-        <w:t>Field Citation Capability: Create violations and complete documentation without returning to the office.</w:t>
-      </w:r>
-    </w:p>
-    <w:p>
-      <w:pPr>
-        <w:pStyle w:val="ListParagraph"/>
-      </w:pPr>
-      <w:r>
-        <w:rPr>
-          <w:rFonts w:ascii="Arial" w:hAnsi="Arial"/>
-          <w:b/>
-          <w:i w:val="0"/>
-          <w:color w:val="000000"/>
-          <w:sz w:val="22"/>
-        </w:rPr>
-        <w:t>System Consolidation</w:t>
-      </w:r>
-    </w:p>
-    <w:p>
-      <w:pPr>
-        <w:pStyle w:val="ListParagraph"/>
-      </w:pPr>
-      <w:r>
-        <w:rPr>
-          <w:rFonts w:ascii="Arial" w:hAnsi="Arial"/>
-          <w:b w:val="0"/>
-          <w:i w:val="0"/>
-          <w:color w:val="000000"/>
-          <w:sz w:val="22"/>
-        </w:rPr>
-        <w:t>One System for Everything: Reduce dependency on multiple systems.</w:t>
-      </w:r>
-    </w:p>
-    <w:p>
-      <w:pPr>
-        <w:pStyle w:val="ListParagraph"/>
-      </w:pPr>
-      <w:r>
-        <w:rPr>
-          <w:rFonts w:ascii="Arial" w:hAnsi="Arial"/>
-          <w:b w:val="0"/>
-          <w:i w:val="0"/>
-          <w:color w:val="000000"/>
-          <w:sz w:val="22"/>
-        </w:rPr>
-        <w:t>Integrated Permit &amp; Enforcement Records: Combine permit, zoning, inspection, and enforcement information.</w:t>
-      </w:r>
-    </w:p>
-    <w:p>
-      <w:pPr>
-        <w:pStyle w:val="ListParagraph"/>
-      </w:pPr>
-      <w:r>
-        <w:rPr>
-          <w:rFonts w:ascii="Arial" w:hAnsi="Arial"/>
-          <w:b w:val="0"/>
-          <w:i w:val="0"/>
-          <w:color w:val="000000"/>
-          <w:sz w:val="22"/>
-        </w:rPr>
-        <w:t>Centralized Property Information: Eliminate the need to research across multiple databases.</w:t>
-      </w:r>
-    </w:p>
-    <w:p>
-      <w:pPr>
-        <w:pStyle w:val="ListParagraph"/>
-      </w:pPr>
-      <w:r>
-        <w:rPr>
-          <w:rFonts w:ascii="Arial" w:hAnsi="Arial"/>
+          <w:rFonts w:ascii="Aptos" w:hAnsi="Aptos"/>
           <w:b/>
           <w:i w:val="0"/>
           <w:color w:val="000000"/>
@@ -2938,7 +3088,7 @@
       </w:pPr>
       <w:r>
         <w:rPr>
-          <w:rFonts w:ascii="Arial" w:hAnsi="Arial"/>
+          <w:rFonts w:ascii="Aptos" w:hAnsi="Aptos"/>
           <w:b w:val="0"/>
           <w:i w:val="0"/>
           <w:color w:val="000000"/>
@@ -2953,7 +3103,7 @@
       </w:pPr>
       <w:r>
         <w:rPr>
-          <w:rFonts w:ascii="Arial" w:hAnsi="Arial"/>
+          <w:rFonts w:ascii="Aptos" w:hAnsi="Aptos"/>
           <w:b w:val="0"/>
           <w:i w:val="0"/>
           <w:color w:val="000000"/>
@@ -2968,7 +3118,7 @@
       </w:pPr>
       <w:r>
         <w:rPr>
-          <w:rFonts w:ascii="Arial" w:hAnsi="Arial"/>
+          <w:rFonts w:ascii="Aptos" w:hAnsi="Aptos"/>
           <w:b w:val="0"/>
           <w:i w:val="0"/>
           <w:color w:val="000000"/>
@@ -2983,7 +3133,7 @@
       </w:pPr>
       <w:r>
         <w:rPr>
-          <w:rFonts w:ascii="Arial" w:hAnsi="Arial"/>
+          <w:rFonts w:ascii="Aptos" w:hAnsi="Aptos"/>
           <w:b w:val="0"/>
           <w:i w:val="0"/>
           <w:color w:val="000000"/>
@@ -2998,7 +3148,7 @@
       </w:pPr>
       <w:r>
         <w:rPr>
-          <w:rFonts w:ascii="Arial" w:hAnsi="Arial"/>
+          <w:rFonts w:ascii="Aptos" w:hAnsi="Aptos"/>
           <w:b/>
           <w:i w:val="0"/>
           <w:color w:val="000000"/>
@@ -3013,7 +3163,7 @@
       </w:pPr>
       <w:r>
         <w:rPr>
-          <w:rFonts w:ascii="Arial" w:hAnsi="Arial"/>
+          <w:rFonts w:ascii="Aptos" w:hAnsi="Aptos"/>
           <w:b w:val="0"/>
           <w:i w:val="0"/>
           <w:color w:val="000000"/>
@@ -3028,7 +3178,7 @@
       </w:pPr>
       <w:r>
         <w:rPr>
-          <w:rFonts w:ascii="Arial" w:hAnsi="Arial"/>
+          <w:rFonts w:ascii="Aptos" w:hAnsi="Aptos"/>
           <w:b w:val="0"/>
           <w:i w:val="0"/>
           <w:color w:val="000000"/>
@@ -3043,7 +3193,7 @@
       </w:pPr>
       <w:r>
         <w:rPr>
-          <w:rFonts w:ascii="Arial" w:hAnsi="Arial"/>
+          <w:rFonts w:ascii="Aptos" w:hAnsi="Aptos"/>
           <w:b w:val="0"/>
           <w:i w:val="0"/>
           <w:color w:val="000000"/>
@@ -3058,7 +3208,7 @@
       </w:pPr>
       <w:r>
         <w:rPr>
-          <w:rFonts w:ascii="Arial" w:hAnsi="Arial"/>
+          <w:rFonts w:ascii="Aptos" w:hAnsi="Aptos"/>
           <w:b w:val="0"/>
           <w:i w:val="0"/>
           <w:color w:val="000000"/>
@@ -3071,7 +3221,7 @@
       <w:pPr/>
       <w:r>
         <w:rPr>
-          <w:rFonts w:ascii="Arial" w:hAnsi="Arial"/>
+          <w:rFonts w:ascii="Aptos" w:hAnsi="Aptos"/>
           <w:b/>
           <w:i w:val="0"/>
           <w:color w:val="000000"/>

--- a/round1/output/docx_sections/DOCE Building Inspectors.docx
+++ b/round1/output/docx_sections/DOCE Building Inspectors.docx
@@ -2085,11 +2085,10 @@
         <w:rPr>
           <w:rFonts w:ascii="Aptos" w:hAnsi="Aptos"/>
           <w:b/>
-          <w:i w:val="0"/>
           <w:color w:val="000000"/>
           <w:sz w:val="22"/>
         </w:rPr>
-        <w:t>System Stability</w:t>
+        <w:t>System Performance &amp; Usability:</w:t>
       </w:r>
     </w:p>
     <w:p>
@@ -2344,7 +2343,47 @@
           <w:color w:val="000000"/>
           <w:sz w:val="22"/>
         </w:rPr>
-        <w:t>No Water Certification Visibility: Water certification information is not easily available.</w:t>
+        <w:t xml:space="preserve">No Water </w:t>
+      </w:r>
+      <w:r>
+        <w:rPr>
+          <w:rFonts w:ascii="Aptos" w:hAnsi="Aptos"/>
+          <w:b w:val="0"/>
+          <w:i w:val="0"/>
+          <w:color w:val="000000"/>
+          <w:sz w:val="22"/>
+        </w:rPr>
+        <w:t xml:space="preserve">Record </w:t>
+      </w:r>
+      <w:r>
+        <w:rPr>
+          <w:rFonts w:ascii="Aptos" w:hAnsi="Aptos"/>
+          <w:b w:val="0"/>
+          <w:i w:val="0"/>
+          <w:color w:val="000000"/>
+          <w:sz w:val="22"/>
+        </w:rPr>
+        <w:t xml:space="preserve">Visibility: Water </w:t>
+      </w:r>
+      <w:r>
+        <w:rPr>
+          <w:rFonts w:ascii="Aptos" w:hAnsi="Aptos"/>
+          <w:b w:val="0"/>
+          <w:i w:val="0"/>
+          <w:color w:val="000000"/>
+          <w:sz w:val="22"/>
+        </w:rPr>
+        <w:t xml:space="preserve">record </w:t>
+      </w:r>
+      <w:r>
+        <w:rPr>
+          <w:rFonts w:ascii="Aptos" w:hAnsi="Aptos"/>
+          <w:b w:val="0"/>
+          <w:i w:val="0"/>
+          <w:color w:val="000000"/>
+          <w:sz w:val="22"/>
+        </w:rPr>
+        <w:t>information is not easily available.</w:t>
       </w:r>
     </w:p>
     <w:p>
@@ -2644,7 +2683,17 @@
           <w:color w:val="0F4761"/>
           <w:sz w:val="28"/>
         </w:rPr>
-        <w:t>Expectations:</w:t>
+        <w:t>Expect</w:t>
+      </w:r>
+      <w:r>
+        <w:rPr>
+          <w:rFonts w:ascii="Aptos" w:hAnsi="Aptos"/>
+          <w:b w:val="0"/>
+          <w:i w:val="0"/>
+          <w:color w:val="0F4761"/>
+          <w:sz w:val="28"/>
+        </w:rPr>
+        <w:t>ation:</w:t>
       </w:r>
     </w:p>
     <w:p>
